--- a/docs/02_詳細設計書.docx
+++ b/docs/02_詳細設計書.docx
@@ -208,7 +208,7 @@
                 <w:b w:val="false"/>
                 <w:bCs w:val="false"/>
               </w:rPr>
-              <w:t xml:space="preserve">1.0</w:t>
+              <w:t xml:space="preserve">1.1</w:t>
             </w:r>
           </w:p>
         </w:tc>
@@ -290,6 +290,60 @@
                 <w:b w:val="false"/>
                 <w:bCs w:val="false"/>
               </w:rPr>
+              <w:t xml:space="preserve">更新日</w:t>
+            </w:r>
+          </w:p>
+        </w:tc>
+        <w:tc>
+          <w:tcPr>
+            <w:tcW w:type="dxa" w:w="7438"/>
+            <w:tcBorders>
+              <w:top w:val="single" w:color="999999" w:sz="4"/>
+              <w:left w:val="single" w:color="999999" w:sz="4"/>
+              <w:bottom w:val="single" w:color="999999" w:sz="4"/>
+              <w:right w:val="single" w:color="999999" w:sz="4"/>
+            </w:tcBorders>
+            <w:tcMar>
+              <w:top w:type="dxa" w:w="80"/>
+              <w:left w:type="dxa" w:w="120"/>
+              <w:bottom w:type="dxa" w:w="80"/>
+              <w:right w:type="dxa" w:w="120"/>
+            </w:tcMar>
+          </w:tcPr>
+          <w:p>
+            <w:r>
+              <w:rPr>
+                <w:b w:val="false"/>
+                <w:bCs w:val="false"/>
+              </w:rPr>
+              <w:t xml:space="preserve">2026-05-14</w:t>
+            </w:r>
+          </w:p>
+        </w:tc>
+      </w:tr>
+      <w:tr>
+        <w:tc>
+          <w:tcPr>
+            <w:tcW w:type="dxa" w:w="2200"/>
+            <w:tcBorders>
+              <w:top w:val="single" w:color="999999" w:sz="4"/>
+              <w:left w:val="single" w:color="999999" w:sz="4"/>
+              <w:bottom w:val="single" w:color="999999" w:sz="4"/>
+              <w:right w:val="single" w:color="999999" w:sz="4"/>
+            </w:tcBorders>
+            <w:tcMar>
+              <w:top w:type="dxa" w:w="80"/>
+              <w:left w:type="dxa" w:w="120"/>
+              <w:bottom w:type="dxa" w:w="80"/>
+              <w:right w:type="dxa" w:w="120"/>
+            </w:tcMar>
+          </w:tcPr>
+          <w:p>
+            <w:r>
+              <w:rPr>
+                <w:b w:val="false"/>
+                <w:bCs w:val="false"/>
+              </w:rPr>
               <w:t xml:space="preserve">関連文書</w:t>
             </w:r>
           </w:p>
@@ -316,7 +370,7 @@
                 <w:b w:val="false"/>
                 <w:bCs w:val="false"/>
               </w:rPr>
-              <w:t xml:space="preserve">基本設計書（ZCN-BD-001）</w:t>
+              <w:t xml:space="preserve">基本設計書（ZCN-BD-001）/ API一覧（ZCN-API-001）/ OpenAPI仕様（apps/api/openapi.yaml）</w:t>
             </w:r>
           </w:p>
         </w:tc>
@@ -1627,6 +1681,216 @@
                 <w:bCs w:val="false"/>
               </w:rPr>
               <w:t xml:space="preserve">画像リサイズ</w:t>
+            </w:r>
+          </w:p>
+        </w:tc>
+      </w:tr>
+      <w:tr>
+        <w:tc>
+          <w:tcPr>
+            <w:tcW w:type="dxa" w:w="1700"/>
+            <w:tcBorders>
+              <w:top w:val="single" w:color="999999" w:sz="4"/>
+              <w:left w:val="single" w:color="999999" w:sz="4"/>
+              <w:bottom w:val="single" w:color="999999" w:sz="4"/>
+              <w:right w:val="single" w:color="999999" w:sz="4"/>
+            </w:tcBorders>
+            <w:tcMar>
+              <w:top w:type="dxa" w:w="80"/>
+              <w:left w:type="dxa" w:w="120"/>
+              <w:bottom w:type="dxa" w:w="80"/>
+              <w:right w:type="dxa" w:w="120"/>
+            </w:tcMar>
+          </w:tcPr>
+          <w:p>
+            <w:r>
+              <w:rPr>
+                <w:b w:val="false"/>
+                <w:bCs w:val="false"/>
+              </w:rPr>
+            </w:r>
+          </w:p>
+        </w:tc>
+        <w:tc>
+          <w:tcPr>
+            <w:tcW w:type="dxa" w:w="2500"/>
+            <w:tcBorders>
+              <w:top w:val="single" w:color="999999" w:sz="4"/>
+              <w:left w:val="single" w:color="999999" w:sz="4"/>
+              <w:bottom w:val="single" w:color="999999" w:sz="4"/>
+              <w:right w:val="single" w:color="999999" w:sz="4"/>
+            </w:tcBorders>
+            <w:tcMar>
+              <w:top w:type="dxa" w:w="80"/>
+              <w:left w:type="dxa" w:w="120"/>
+              <w:bottom w:type="dxa" w:w="80"/>
+              <w:right w:type="dxa" w:w="120"/>
+            </w:tcMar>
+          </w:tcPr>
+          <w:p>
+            <w:r>
+              <w:rPr>
+                <w:b w:val="false"/>
+                <w:bCs w:val="false"/>
+              </w:rPr>
+              <w:t xml:space="preserve">swagger-ui-express</w:t>
+            </w:r>
+          </w:p>
+        </w:tc>
+        <w:tc>
+          <w:tcPr>
+            <w:tcW w:type="dxa" w:w="1900"/>
+            <w:tcBorders>
+              <w:top w:val="single" w:color="999999" w:sz="4"/>
+              <w:left w:val="single" w:color="999999" w:sz="4"/>
+              <w:bottom w:val="single" w:color="999999" w:sz="4"/>
+              <w:right w:val="single" w:color="999999" w:sz="4"/>
+            </w:tcBorders>
+            <w:tcMar>
+              <w:top w:type="dxa" w:w="80"/>
+              <w:left w:type="dxa" w:w="120"/>
+              <w:bottom w:type="dxa" w:w="80"/>
+              <w:right w:type="dxa" w:w="120"/>
+            </w:tcMar>
+          </w:tcPr>
+          <w:p>
+            <w:r>
+              <w:rPr>
+                <w:b w:val="false"/>
+                <w:bCs w:val="false"/>
+              </w:rPr>
+              <w:t xml:space="preserve">5.0+</w:t>
+            </w:r>
+          </w:p>
+        </w:tc>
+        <w:tc>
+          <w:tcPr>
+            <w:tcW w:type="dxa" w:w="3538"/>
+            <w:tcBorders>
+              <w:top w:val="single" w:color="999999" w:sz="4"/>
+              <w:left w:val="single" w:color="999999" w:sz="4"/>
+              <w:bottom w:val="single" w:color="999999" w:sz="4"/>
+              <w:right w:val="single" w:color="999999" w:sz="4"/>
+            </w:tcBorders>
+            <w:tcMar>
+              <w:top w:type="dxa" w:w="80"/>
+              <w:left w:type="dxa" w:w="120"/>
+              <w:bottom w:type="dxa" w:w="80"/>
+              <w:right w:type="dxa" w:w="120"/>
+            </w:tcMar>
+          </w:tcPr>
+          <w:p>
+            <w:r>
+              <w:rPr>
+                <w:b w:val="false"/>
+                <w:bCs w:val="false"/>
+              </w:rPr>
+              <w:t xml:space="preserve">/docs エンドポイント配信</w:t>
+            </w:r>
+          </w:p>
+        </w:tc>
+      </w:tr>
+      <w:tr>
+        <w:tc>
+          <w:tcPr>
+            <w:tcW w:type="dxa" w:w="1700"/>
+            <w:tcBorders>
+              <w:top w:val="single" w:color="999999" w:sz="4"/>
+              <w:left w:val="single" w:color="999999" w:sz="4"/>
+              <w:bottom w:val="single" w:color="999999" w:sz="4"/>
+              <w:right w:val="single" w:color="999999" w:sz="4"/>
+            </w:tcBorders>
+            <w:tcMar>
+              <w:top w:type="dxa" w:w="80"/>
+              <w:left w:type="dxa" w:w="120"/>
+              <w:bottom w:type="dxa" w:w="80"/>
+              <w:right w:type="dxa" w:w="120"/>
+            </w:tcMar>
+          </w:tcPr>
+          <w:p>
+            <w:r>
+              <w:rPr>
+                <w:b w:val="false"/>
+                <w:bCs w:val="false"/>
+              </w:rPr>
+            </w:r>
+          </w:p>
+        </w:tc>
+        <w:tc>
+          <w:tcPr>
+            <w:tcW w:type="dxa" w:w="2500"/>
+            <w:tcBorders>
+              <w:top w:val="single" w:color="999999" w:sz="4"/>
+              <w:left w:val="single" w:color="999999" w:sz="4"/>
+              <w:bottom w:val="single" w:color="999999" w:sz="4"/>
+              <w:right w:val="single" w:color="999999" w:sz="4"/>
+            </w:tcBorders>
+            <w:tcMar>
+              <w:top w:type="dxa" w:w="80"/>
+              <w:left w:type="dxa" w:w="120"/>
+              <w:bottom w:type="dxa" w:w="80"/>
+              <w:right w:type="dxa" w:w="120"/>
+            </w:tcMar>
+          </w:tcPr>
+          <w:p>
+            <w:r>
+              <w:rPr>
+                <w:b w:val="false"/>
+                <w:bCs w:val="false"/>
+              </w:rPr>
+              <w:t xml:space="preserve">yaml</w:t>
+            </w:r>
+          </w:p>
+        </w:tc>
+        <w:tc>
+          <w:tcPr>
+            <w:tcW w:type="dxa" w:w="1900"/>
+            <w:tcBorders>
+              <w:top w:val="single" w:color="999999" w:sz="4"/>
+              <w:left w:val="single" w:color="999999" w:sz="4"/>
+              <w:bottom w:val="single" w:color="999999" w:sz="4"/>
+              <w:right w:val="single" w:color="999999" w:sz="4"/>
+            </w:tcBorders>
+            <w:tcMar>
+              <w:top w:type="dxa" w:w="80"/>
+              <w:left w:type="dxa" w:w="120"/>
+              <w:bottom w:type="dxa" w:w="80"/>
+              <w:right w:type="dxa" w:w="120"/>
+            </w:tcMar>
+          </w:tcPr>
+          <w:p>
+            <w:r>
+              <w:rPr>
+                <w:b w:val="false"/>
+                <w:bCs w:val="false"/>
+              </w:rPr>
+              <w:t xml:space="preserve">2.4+</w:t>
+            </w:r>
+          </w:p>
+        </w:tc>
+        <w:tc>
+          <w:tcPr>
+            <w:tcW w:type="dxa" w:w="3538"/>
+            <w:tcBorders>
+              <w:top w:val="single" w:color="999999" w:sz="4"/>
+              <w:left w:val="single" w:color="999999" w:sz="4"/>
+              <w:bottom w:val="single" w:color="999999" w:sz="4"/>
+              <w:right w:val="single" w:color="999999" w:sz="4"/>
+            </w:tcBorders>
+            <w:tcMar>
+              <w:top w:type="dxa" w:w="80"/>
+              <w:left w:type="dxa" w:w="120"/>
+              <w:bottom w:type="dxa" w:w="80"/>
+              <w:right w:type="dxa" w:w="120"/>
+            </w:tcMar>
+          </w:tcPr>
+          <w:p>
+            <w:r>
+              <w:rPr>
+                <w:b w:val="false"/>
+                <w:bCs w:val="false"/>
+              </w:rPr>
+              <w:t xml:space="preserve">openapi.yaml のロード</w:t>
             </w:r>
           </w:p>
         </w:tc>
@@ -4471,6 +4735,402 @@
           </w:p>
         </w:tc>
       </w:tr>
+      <w:tr>
+        <w:tc>
+          <w:tcPr>
+            <w:tcW w:type="dxa" w:w="3000"/>
+            <w:tcBorders>
+              <w:top w:val="single" w:color="999999" w:sz="4"/>
+              <w:left w:val="single" w:color="999999" w:sz="4"/>
+              <w:bottom w:val="single" w:color="999999" w:sz="4"/>
+              <w:right w:val="single" w:color="999999" w:sz="4"/>
+            </w:tcBorders>
+            <w:tcMar>
+              <w:top w:type="dxa" w:w="80"/>
+              <w:left w:type="dxa" w:w="120"/>
+              <w:bottom w:type="dxa" w:w="80"/>
+              <w:right w:type="dxa" w:w="120"/>
+            </w:tcMar>
+          </w:tcPr>
+          <w:p>
+            <w:r>
+              <w:rPr>
+                <w:b w:val="false"/>
+                <w:bCs w:val="false"/>
+              </w:rPr>
+              <w:t xml:space="preserve">/docs</w:t>
+            </w:r>
+          </w:p>
+        </w:tc>
+        <w:tc>
+          <w:tcPr>
+            <w:tcW w:type="dxa" w:w="1300"/>
+            <w:tcBorders>
+              <w:top w:val="single" w:color="999999" w:sz="4"/>
+              <w:left w:val="single" w:color="999999" w:sz="4"/>
+              <w:bottom w:val="single" w:color="999999" w:sz="4"/>
+              <w:right w:val="single" w:color="999999" w:sz="4"/>
+            </w:tcBorders>
+            <w:tcMar>
+              <w:top w:type="dxa" w:w="80"/>
+              <w:left w:type="dxa" w:w="120"/>
+              <w:bottom w:type="dxa" w:w="80"/>
+              <w:right w:type="dxa" w:w="120"/>
+            </w:tcMar>
+          </w:tcPr>
+          <w:p>
+            <w:r>
+              <w:rPr>
+                <w:b w:val="false"/>
+                <w:bCs w:val="false"/>
+              </w:rPr>
+              <w:t xml:space="preserve">GET</w:t>
+            </w:r>
+          </w:p>
+        </w:tc>
+        <w:tc>
+          <w:tcPr>
+            <w:tcW w:type="dxa" w:w="1300"/>
+            <w:tcBorders>
+              <w:top w:val="single" w:color="999999" w:sz="4"/>
+              <w:left w:val="single" w:color="999999" w:sz="4"/>
+              <w:bottom w:val="single" w:color="999999" w:sz="4"/>
+              <w:right w:val="single" w:color="999999" w:sz="4"/>
+            </w:tcBorders>
+            <w:tcMar>
+              <w:top w:type="dxa" w:w="80"/>
+              <w:left w:type="dxa" w:w="120"/>
+              <w:bottom w:type="dxa" w:w="80"/>
+              <w:right w:type="dxa" w:w="120"/>
+            </w:tcMar>
+          </w:tcPr>
+          <w:p>
+            <w:r>
+              <w:rPr>
+                <w:b w:val="false"/>
+                <w:bCs w:val="false"/>
+              </w:rPr>
+              <w:t xml:space="preserve">REST</w:t>
+            </w:r>
+          </w:p>
+        </w:tc>
+        <w:tc>
+          <w:tcPr>
+            <w:tcW w:type="dxa" w:w="1300"/>
+            <w:tcBorders>
+              <w:top w:val="single" w:color="999999" w:sz="4"/>
+              <w:left w:val="single" w:color="999999" w:sz="4"/>
+              <w:bottom w:val="single" w:color="999999" w:sz="4"/>
+              <w:right w:val="single" w:color="999999" w:sz="4"/>
+            </w:tcBorders>
+            <w:tcMar>
+              <w:top w:type="dxa" w:w="80"/>
+              <w:left w:type="dxa" w:w="120"/>
+              <w:bottom w:type="dxa" w:w="80"/>
+              <w:right w:type="dxa" w:w="120"/>
+            </w:tcMar>
+          </w:tcPr>
+          <w:p>
+            <w:r>
+              <w:rPr>
+                <w:b w:val="false"/>
+                <w:bCs w:val="false"/>
+              </w:rPr>
+              <w:t xml:space="preserve">なし</w:t>
+            </w:r>
+          </w:p>
+        </w:tc>
+        <w:tc>
+          <w:tcPr>
+            <w:tcW w:type="dxa" w:w="2738"/>
+            <w:tcBorders>
+              <w:top w:val="single" w:color="999999" w:sz="4"/>
+              <w:left w:val="single" w:color="999999" w:sz="4"/>
+              <w:bottom w:val="single" w:color="999999" w:sz="4"/>
+              <w:right w:val="single" w:color="999999" w:sz="4"/>
+            </w:tcBorders>
+            <w:tcMar>
+              <w:top w:type="dxa" w:w="80"/>
+              <w:left w:type="dxa" w:w="120"/>
+              <w:bottom w:type="dxa" w:w="80"/>
+              <w:right w:type="dxa" w:w="120"/>
+            </w:tcMar>
+          </w:tcPr>
+          <w:p>
+            <w:r>
+              <w:rPr>
+                <w:b w:val="false"/>
+                <w:bCs w:val="false"/>
+              </w:rPr>
+              <w:t xml:space="preserve">Swagger UI（OpenAPI閲覧）</w:t>
+            </w:r>
+          </w:p>
+        </w:tc>
+      </w:tr>
+      <w:tr>
+        <w:tc>
+          <w:tcPr>
+            <w:tcW w:type="dxa" w:w="3000"/>
+            <w:tcBorders>
+              <w:top w:val="single" w:color="999999" w:sz="4"/>
+              <w:left w:val="single" w:color="999999" w:sz="4"/>
+              <w:bottom w:val="single" w:color="999999" w:sz="4"/>
+              <w:right w:val="single" w:color="999999" w:sz="4"/>
+            </w:tcBorders>
+            <w:tcMar>
+              <w:top w:type="dxa" w:w="80"/>
+              <w:left w:type="dxa" w:w="120"/>
+              <w:bottom w:type="dxa" w:w="80"/>
+              <w:right w:type="dxa" w:w="120"/>
+            </w:tcMar>
+          </w:tcPr>
+          <w:p>
+            <w:r>
+              <w:rPr>
+                <w:b w:val="false"/>
+                <w:bCs w:val="false"/>
+              </w:rPr>
+              <w:t xml:space="preserve">/openapi.yaml</w:t>
+            </w:r>
+          </w:p>
+        </w:tc>
+        <w:tc>
+          <w:tcPr>
+            <w:tcW w:type="dxa" w:w="1300"/>
+            <w:tcBorders>
+              <w:top w:val="single" w:color="999999" w:sz="4"/>
+              <w:left w:val="single" w:color="999999" w:sz="4"/>
+              <w:bottom w:val="single" w:color="999999" w:sz="4"/>
+              <w:right w:val="single" w:color="999999" w:sz="4"/>
+            </w:tcBorders>
+            <w:tcMar>
+              <w:top w:type="dxa" w:w="80"/>
+              <w:left w:type="dxa" w:w="120"/>
+              <w:bottom w:type="dxa" w:w="80"/>
+              <w:right w:type="dxa" w:w="120"/>
+            </w:tcMar>
+          </w:tcPr>
+          <w:p>
+            <w:r>
+              <w:rPr>
+                <w:b w:val="false"/>
+                <w:bCs w:val="false"/>
+              </w:rPr>
+              <w:t xml:space="preserve">GET</w:t>
+            </w:r>
+          </w:p>
+        </w:tc>
+        <w:tc>
+          <w:tcPr>
+            <w:tcW w:type="dxa" w:w="1300"/>
+            <w:tcBorders>
+              <w:top w:val="single" w:color="999999" w:sz="4"/>
+              <w:left w:val="single" w:color="999999" w:sz="4"/>
+              <w:bottom w:val="single" w:color="999999" w:sz="4"/>
+              <w:right w:val="single" w:color="999999" w:sz="4"/>
+            </w:tcBorders>
+            <w:tcMar>
+              <w:top w:type="dxa" w:w="80"/>
+              <w:left w:type="dxa" w:w="120"/>
+              <w:bottom w:type="dxa" w:w="80"/>
+              <w:right w:type="dxa" w:w="120"/>
+            </w:tcMar>
+          </w:tcPr>
+          <w:p>
+            <w:r>
+              <w:rPr>
+                <w:b w:val="false"/>
+                <w:bCs w:val="false"/>
+              </w:rPr>
+              <w:t xml:space="preserve">REST</w:t>
+            </w:r>
+          </w:p>
+        </w:tc>
+        <w:tc>
+          <w:tcPr>
+            <w:tcW w:type="dxa" w:w="1300"/>
+            <w:tcBorders>
+              <w:top w:val="single" w:color="999999" w:sz="4"/>
+              <w:left w:val="single" w:color="999999" w:sz="4"/>
+              <w:bottom w:val="single" w:color="999999" w:sz="4"/>
+              <w:right w:val="single" w:color="999999" w:sz="4"/>
+            </w:tcBorders>
+            <w:tcMar>
+              <w:top w:type="dxa" w:w="80"/>
+              <w:left w:type="dxa" w:w="120"/>
+              <w:bottom w:type="dxa" w:w="80"/>
+              <w:right w:type="dxa" w:w="120"/>
+            </w:tcMar>
+          </w:tcPr>
+          <w:p>
+            <w:r>
+              <w:rPr>
+                <w:b w:val="false"/>
+                <w:bCs w:val="false"/>
+              </w:rPr>
+              <w:t xml:space="preserve">なし</w:t>
+            </w:r>
+          </w:p>
+        </w:tc>
+        <w:tc>
+          <w:tcPr>
+            <w:tcW w:type="dxa" w:w="2738"/>
+            <w:tcBorders>
+              <w:top w:val="single" w:color="999999" w:sz="4"/>
+              <w:left w:val="single" w:color="999999" w:sz="4"/>
+              <w:bottom w:val="single" w:color="999999" w:sz="4"/>
+              <w:right w:val="single" w:color="999999" w:sz="4"/>
+            </w:tcBorders>
+            <w:tcMar>
+              <w:top w:type="dxa" w:w="80"/>
+              <w:left w:type="dxa" w:w="120"/>
+              <w:bottom w:type="dxa" w:w="80"/>
+              <w:right w:type="dxa" w:w="120"/>
+            </w:tcMar>
+          </w:tcPr>
+          <w:p>
+            <w:r>
+              <w:rPr>
+                <w:b w:val="false"/>
+                <w:bCs w:val="false"/>
+              </w:rPr>
+              <w:t xml:space="preserve">OpenAPI 3.1 YAML</w:t>
+            </w:r>
+          </w:p>
+        </w:tc>
+      </w:tr>
+      <w:tr>
+        <w:tc>
+          <w:tcPr>
+            <w:tcW w:type="dxa" w:w="3000"/>
+            <w:tcBorders>
+              <w:top w:val="single" w:color="999999" w:sz="4"/>
+              <w:left w:val="single" w:color="999999" w:sz="4"/>
+              <w:bottom w:val="single" w:color="999999" w:sz="4"/>
+              <w:right w:val="single" w:color="999999" w:sz="4"/>
+            </w:tcBorders>
+            <w:tcMar>
+              <w:top w:type="dxa" w:w="80"/>
+              <w:left w:type="dxa" w:w="120"/>
+              <w:bottom w:type="dxa" w:w="80"/>
+              <w:right w:type="dxa" w:w="120"/>
+            </w:tcMar>
+          </w:tcPr>
+          <w:p>
+            <w:r>
+              <w:rPr>
+                <w:b w:val="false"/>
+                <w:bCs w:val="false"/>
+              </w:rPr>
+              <w:t xml:space="preserve">/openapi.json</w:t>
+            </w:r>
+          </w:p>
+        </w:tc>
+        <w:tc>
+          <w:tcPr>
+            <w:tcW w:type="dxa" w:w="1300"/>
+            <w:tcBorders>
+              <w:top w:val="single" w:color="999999" w:sz="4"/>
+              <w:left w:val="single" w:color="999999" w:sz="4"/>
+              <w:bottom w:val="single" w:color="999999" w:sz="4"/>
+              <w:right w:val="single" w:color="999999" w:sz="4"/>
+            </w:tcBorders>
+            <w:tcMar>
+              <w:top w:type="dxa" w:w="80"/>
+              <w:left w:type="dxa" w:w="120"/>
+              <w:bottom w:type="dxa" w:w="80"/>
+              <w:right w:type="dxa" w:w="120"/>
+            </w:tcMar>
+          </w:tcPr>
+          <w:p>
+            <w:r>
+              <w:rPr>
+                <w:b w:val="false"/>
+                <w:bCs w:val="false"/>
+              </w:rPr>
+              <w:t xml:space="preserve">GET</w:t>
+            </w:r>
+          </w:p>
+        </w:tc>
+        <w:tc>
+          <w:tcPr>
+            <w:tcW w:type="dxa" w:w="1300"/>
+            <w:tcBorders>
+              <w:top w:val="single" w:color="999999" w:sz="4"/>
+              <w:left w:val="single" w:color="999999" w:sz="4"/>
+              <w:bottom w:val="single" w:color="999999" w:sz="4"/>
+              <w:right w:val="single" w:color="999999" w:sz="4"/>
+            </w:tcBorders>
+            <w:tcMar>
+              <w:top w:type="dxa" w:w="80"/>
+              <w:left w:type="dxa" w:w="120"/>
+              <w:bottom w:type="dxa" w:w="80"/>
+              <w:right w:type="dxa" w:w="120"/>
+            </w:tcMar>
+          </w:tcPr>
+          <w:p>
+            <w:r>
+              <w:rPr>
+                <w:b w:val="false"/>
+                <w:bCs w:val="false"/>
+              </w:rPr>
+              <w:t xml:space="preserve">REST</w:t>
+            </w:r>
+          </w:p>
+        </w:tc>
+        <w:tc>
+          <w:tcPr>
+            <w:tcW w:type="dxa" w:w="1300"/>
+            <w:tcBorders>
+              <w:top w:val="single" w:color="999999" w:sz="4"/>
+              <w:left w:val="single" w:color="999999" w:sz="4"/>
+              <w:bottom w:val="single" w:color="999999" w:sz="4"/>
+              <w:right w:val="single" w:color="999999" w:sz="4"/>
+            </w:tcBorders>
+            <w:tcMar>
+              <w:top w:type="dxa" w:w="80"/>
+              <w:left w:type="dxa" w:w="120"/>
+              <w:bottom w:type="dxa" w:w="80"/>
+              <w:right w:type="dxa" w:w="120"/>
+            </w:tcMar>
+          </w:tcPr>
+          <w:p>
+            <w:r>
+              <w:rPr>
+                <w:b w:val="false"/>
+                <w:bCs w:val="false"/>
+              </w:rPr>
+              <w:t xml:space="preserve">なし</w:t>
+            </w:r>
+          </w:p>
+        </w:tc>
+        <w:tc>
+          <w:tcPr>
+            <w:tcW w:type="dxa" w:w="2738"/>
+            <w:tcBorders>
+              <w:top w:val="single" w:color="999999" w:sz="4"/>
+              <w:left w:val="single" w:color="999999" w:sz="4"/>
+              <w:bottom w:val="single" w:color="999999" w:sz="4"/>
+              <w:right w:val="single" w:color="999999" w:sz="4"/>
+            </w:tcBorders>
+            <w:tcMar>
+              <w:top w:type="dxa" w:w="80"/>
+              <w:left w:type="dxa" w:w="120"/>
+              <w:bottom w:type="dxa" w:w="80"/>
+              <w:right w:type="dxa" w:w="120"/>
+            </w:tcMar>
+          </w:tcPr>
+          <w:p>
+            <w:r>
+              <w:rPr>
+                <w:b w:val="false"/>
+                <w:bCs w:val="false"/>
+              </w:rPr>
+              <w:t xml:space="preserve">OpenAPI 3.1 JSON</w:t>
+            </w:r>
+          </w:p>
+        </w:tc>
+      </w:tr>
     </w:tbl>
     <w:p>
       <w:pPr>
@@ -6364,6 +7024,11 @@
       </w:r>
     </w:p>
     <w:p>
+      <w:r>
+        <w:t xml:space="preserve">仕様の根拠となる SQL は下記。日本語キーで作品集約し、MAX(bok_mid) の降順で並べる。</w:t>
+      </w:r>
+    </w:p>
+    <w:p>
       <w:pPr>
         <w:pStyle w:val="Code"/>
         <w:shd w:fill="F2F2F2" w:val="clear"/>
@@ -6372,7 +7037,7 @@
         <w:rPr>
           <w:rFonts w:ascii="Courier New" w:cs="Courier New" w:eastAsia="Courier New" w:hAnsi="Courier New"/>
         </w:rPr>
-        <w:t xml:space="preserve">// 参照SQL:</w:t>
+        <w:t xml:space="preserve">SELECT bok_vch6, bok_vch7,</w:t>
       </w:r>
     </w:p>
     <w:p>
@@ -6384,7 +7049,7 @@
         <w:rPr>
           <w:rFonts w:ascii="Courier New" w:cs="Courier New" w:eastAsia="Courier New" w:hAnsi="Courier New"/>
         </w:rPr>
-        <w:t xml:space="preserve">//   SELECT bok_vch6, bok_vch7, MAX(bok_mid) AS max_bok_mid, COUNT(*) AS cnt</w:t>
+        <w:t xml:space="preserve">       MAX(bok_txt1), MAX(bok_mid) AS max_bok_mid,</w:t>
       </w:r>
     </w:p>
     <w:p>
@@ -6396,7 +7061,7 @@
         <w:rPr>
           <w:rFonts w:ascii="Courier New" w:cs="Courier New" w:eastAsia="Courier New" w:hAnsi="Courier New"/>
         </w:rPr>
-        <w:t xml:space="preserve">//   FROM tb_bok</w:t>
+        <w:t xml:space="preserve">       MAX(bok_vch8) AS max_bok_vch8, COUNT(bok_vch8) AS cnt_bok_vch8</w:t>
       </w:r>
     </w:p>
     <w:p>
@@ -6408,7 +7073,7 @@
         <w:rPr>
           <w:rFonts w:ascii="Courier New" w:cs="Courier New" w:eastAsia="Courier New" w:hAnsi="Courier New"/>
         </w:rPr>
-        <w:t xml:space="preserve">//   WHERE bok_dlday IS NULL AND bok_vch9 = 'comic'</w:t>
+        <w:t xml:space="preserve">FROM tb_bok</w:t>
       </w:r>
     </w:p>
     <w:p>
@@ -6420,7 +7085,7 @@
         <w:rPr>
           <w:rFonts w:ascii="Courier New" w:cs="Courier New" w:eastAsia="Courier New" w:hAnsi="Courier New"/>
         </w:rPr>
-        <w:t xml:space="preserve">//   GROUP BY bok_vch6, bok_vch7</w:t>
+        <w:t xml:space="preserve">WHERE bok_dlday IS NULL</w:t>
       </w:r>
     </w:p>
     <w:p>
@@ -6432,7 +7097,7 @@
         <w:rPr>
           <w:rFonts w:ascii="Courier New" w:cs="Courier New" w:eastAsia="Courier New" w:hAnsi="Courier New"/>
         </w:rPr>
-        <w:t xml:space="preserve">//   ORDER BY max_bok_mid DESC</w:t>
+        <w:t xml:space="preserve">  AND bok_vch9 = 'comic'</w:t>
       </w:r>
     </w:p>
     <w:p>
@@ -6444,7 +7109,7 @@
         <w:rPr>
           <w:rFonts w:ascii="Courier New" w:cs="Courier New" w:eastAsia="Courier New" w:hAnsi="Courier New"/>
         </w:rPr>
-        <w:t xml:space="preserve">//   LIMIT 24 OFFSET ?</w:t>
+        <w:t xml:space="preserve">GROUP BY bok_vch6, bok_vch7</w:t>
       </w:r>
     </w:p>
     <w:p>
@@ -6456,6 +7121,24 @@
         <w:rPr>
           <w:rFonts w:ascii="Courier New" w:cs="Courier New" w:eastAsia="Courier New" w:hAnsi="Courier New"/>
         </w:rPr>
+        <w:t xml:space="preserve">ORDER BY max_bok_mid DESC</w:t>
+      </w:r>
+    </w:p>
+    <w:p>
+      <w:pPr>
+        <w:pStyle w:val="Code"/>
+        <w:shd w:fill="F2F2F2" w:val="clear"/>
+      </w:pPr>
+      <w:r>
+        <w:rPr>
+          <w:rFonts w:ascii="Courier New" w:cs="Courier New" w:eastAsia="Courier New" w:hAnsi="Courier New"/>
+        </w:rPr>
+        <w:t xml:space="preserve">LIMIT 24 OFFSET ?;</w:t>
+      </w:r>
+    </w:p>
+    <w:p>
+      <w:r>
+        <w:t xml:space="preserve">Prisma での実装は下記。</w:t>
       </w:r>
     </w:p>
     <w:p>
@@ -6622,7 +7305,7 @@
         <w:rPr>
           <w:rFonts w:ascii="Courier New" w:cs="Courier New" w:eastAsia="Courier New" w:hAnsi="Courier New"/>
         </w:rPr>
-        <w:t xml:space="preserve">    orderBy: { id: 'desc' },</w:t>
+        <w:t xml:space="preserve">    orderBy: { id: 'desc' },  // bok_mid 最大 = 最新巻</w:t>
       </w:r>
     </w:p>
     <w:p>
@@ -6646,7 +7329,43 @@
         <w:rPr>
           <w:rFonts w:ascii="Courier New" w:cs="Courier New" w:eastAsia="Courier New" w:hAnsi="Courier New"/>
         </w:rPr>
-        <w:t xml:space="preserve">  // ... + お気入チェック</w:t>
+        <w:t xml:space="preserve">  const isFav = await prisma.bookmark.findFirst({</w:t>
+      </w:r>
+    </w:p>
+    <w:p>
+      <w:pPr>
+        <w:pStyle w:val="Code"/>
+        <w:shd w:fill="F2F2F2" w:val="clear"/>
+      </w:pPr>
+      <w:r>
+        <w:rPr>
+          <w:rFonts w:ascii="Courier New" w:cs="Courier New" w:eastAsia="Courier New" w:hAnsi="Courier New"/>
+        </w:rPr>
+        <w:t xml:space="preserve">    where: { userId, authorJa: g.authorJa, titleJa: g.titleJa, deletedAt: null }</w:t>
+      </w:r>
+    </w:p>
+    <w:p>
+      <w:pPr>
+        <w:pStyle w:val="Code"/>
+        <w:shd w:fill="F2F2F2" w:val="clear"/>
+      </w:pPr>
+      <w:r>
+        <w:rPr>
+          <w:rFonts w:ascii="Courier New" w:cs="Courier New" w:eastAsia="Courier New" w:hAnsi="Courier New"/>
+        </w:rPr>
+        <w:t xml:space="preserve">  });</w:t>
+      </w:r>
+    </w:p>
+    <w:p>
+      <w:pPr>
+        <w:pStyle w:val="Code"/>
+        <w:shd w:fill="F2F2F2" w:val="clear"/>
+      </w:pPr>
+      <w:r>
+        <w:rPr>
+          <w:rFonts w:ascii="Courier New" w:cs="Courier New" w:eastAsia="Courier New" w:hAnsi="Courier New"/>
+        </w:rPr>
+        <w:t xml:space="preserve">  return { id: folderId(latest.authorEn, latest.titleEn), ..., isFavorite: !!isFav };</w:t>
       </w:r>
     </w:p>
     <w:p>
@@ -7669,6 +8388,158 @@
         </w:tc>
       </w:tr>
     </w:tbl>
+    <w:p>
+      <w:pPr>
+        <w:pStyle w:val="Heading2"/>
+      </w:pPr>
+      <w:r>
+        <w:t xml:space="preserve">3.7 Swagger UI / OpenAPI</w:t>
+      </w:r>
+    </w:p>
+    <w:p>
+      <w:pPr>
+        <w:pStyle w:val="ListParagraph"/>
+        <w:numPr>
+          <w:ilvl w:val="0"/>
+          <w:numId w:val="2"/>
+        </w:numPr>
+      </w:pPr>
+      <w:r>
+        <w:t xml:space="preserve">apps/api/openapi.yaml に OpenAPI 3.1 形式で全エンドポイントを記述。</w:t>
+      </w:r>
+    </w:p>
+    <w:p>
+      <w:pPr>
+        <w:pStyle w:val="ListParagraph"/>
+        <w:numPr>
+          <w:ilvl w:val="0"/>
+          <w:numId w:val="2"/>
+        </w:numPr>
+      </w:pPr>
+      <w:r>
+        <w:t xml:space="preserve">swagger-ui-express で /docs に配信。'Try it out' で実行可能。</w:t>
+      </w:r>
+    </w:p>
+    <w:p>
+      <w:pPr>
+        <w:pStyle w:val="ListParagraph"/>
+        <w:numPr>
+          <w:ilvl w:val="0"/>
+          <w:numId w:val="2"/>
+        </w:numPr>
+      </w:pPr>
+      <w:r>
+        <w:t xml:space="preserve">openapi.yaml の servers リストの先頭は url:/（相対URL）。これによりブラウザで開いた経路（LAN/WAN）に対してリクエストするため、CORS が問題にならない。</w:t>
+      </w:r>
+    </w:p>
+    <w:p>
+      <w:pPr>
+        <w:pStyle w:val="ListParagraph"/>
+        <w:numPr>
+          <w:ilvl w:val="0"/>
+          <w:numId w:val="2"/>
+        </w:numPr>
+      </w:pPr>
+      <w:r>
+        <w:t xml:space="preserve">nginx で /docs /openapi.yaml /openapi.json を api コンテナへプロキシ。</w:t>
+      </w:r>
+    </w:p>
+    <w:p>
+      <w:pPr>
+        <w:pStyle w:val="Code"/>
+        <w:shd w:fill="F2F2F2" w:val="clear"/>
+      </w:pPr>
+      <w:r>
+        <w:rPr>
+          <w:rFonts w:ascii="Courier New" w:cs="Courier New" w:eastAsia="Courier New" w:hAnsi="Courier New"/>
+        </w:rPr>
+        <w:t xml:space="preserve">// apps/api/src/index.ts</w:t>
+      </w:r>
+    </w:p>
+    <w:p>
+      <w:pPr>
+        <w:pStyle w:val="Code"/>
+        <w:shd w:fill="F2F2F2" w:val="clear"/>
+      </w:pPr>
+      <w:r>
+        <w:rPr>
+          <w:rFonts w:ascii="Courier New" w:cs="Courier New" w:eastAsia="Courier New" w:hAnsi="Courier New"/>
+        </w:rPr>
+        <w:t xml:space="preserve">const openapiSpec = YAML.parse(fs.readFileSync('openapi.yaml','utf8'));</w:t>
+      </w:r>
+    </w:p>
+    <w:p>
+      <w:pPr>
+        <w:pStyle w:val="Code"/>
+        <w:shd w:fill="F2F2F2" w:val="clear"/>
+      </w:pPr>
+      <w:r>
+        <w:rPr>
+          <w:rFonts w:ascii="Courier New" w:cs="Courier New" w:eastAsia="Courier New" w:hAnsi="Courier New"/>
+        </w:rPr>
+        <w:t xml:space="preserve">app.use('/docs', swaggerUi.serve, swaggerUi.setup(openapiSpec, {</w:t>
+      </w:r>
+    </w:p>
+    <w:p>
+      <w:pPr>
+        <w:pStyle w:val="Code"/>
+        <w:shd w:fill="F2F2F2" w:val="clear"/>
+      </w:pPr>
+      <w:r>
+        <w:rPr>
+          <w:rFonts w:ascii="Courier New" w:cs="Courier New" w:eastAsia="Courier New" w:hAnsi="Courier New"/>
+        </w:rPr>
+        <w:t xml:space="preserve">  customSiteTitle: 'zcomic-next API',</w:t>
+      </w:r>
+    </w:p>
+    <w:p>
+      <w:pPr>
+        <w:pStyle w:val="Code"/>
+        <w:shd w:fill="F2F2F2" w:val="clear"/>
+      </w:pPr>
+      <w:r>
+        <w:rPr>
+          <w:rFonts w:ascii="Courier New" w:cs="Courier New" w:eastAsia="Courier New" w:hAnsi="Courier New"/>
+        </w:rPr>
+        <w:t xml:space="preserve">  swaggerOptions: { persistAuthorization: true },</w:t>
+      </w:r>
+    </w:p>
+    <w:p>
+      <w:pPr>
+        <w:pStyle w:val="Code"/>
+        <w:shd w:fill="F2F2F2" w:val="clear"/>
+      </w:pPr>
+      <w:r>
+        <w:rPr>
+          <w:rFonts w:ascii="Courier New" w:cs="Courier New" w:eastAsia="Courier New" w:hAnsi="Courier New"/>
+        </w:rPr>
+        <w:t xml:space="preserve">}));</w:t>
+      </w:r>
+    </w:p>
+    <w:p>
+      <w:pPr>
+        <w:pStyle w:val="Code"/>
+        <w:shd w:fill="F2F2F2" w:val="clear"/>
+      </w:pPr>
+      <w:r>
+        <w:rPr>
+          <w:rFonts w:ascii="Courier New" w:cs="Courier New" w:eastAsia="Courier New" w:hAnsi="Courier New"/>
+        </w:rPr>
+        <w:t xml:space="preserve">app.get('/openapi.yaml', (_q,r) =&gt; r.type('text/yaml').send(openapiText));</w:t>
+      </w:r>
+    </w:p>
+    <w:p>
+      <w:pPr>
+        <w:pStyle w:val="Code"/>
+        <w:shd w:fill="F2F2F2" w:val="clear"/>
+      </w:pPr>
+      <w:r>
+        <w:rPr>
+          <w:rFonts w:ascii="Courier New" w:cs="Courier New" w:eastAsia="Courier New" w:hAnsi="Courier New"/>
+        </w:rPr>
+        <w:t xml:space="preserve">app.get('/openapi.json', (_q,r) =&gt; r.json(openapiSpec));</w:t>
+      </w:r>
+    </w:p>
     <w:p>
       <w:r>
         <w:br w:type="page"/>
@@ -16998,7 +17869,7 @@
                 <w:b w:val="false"/>
                 <w:bCs w:val="false"/>
               </w:rPr>
-              <w:t xml:space="preserve">http://192.168.40.x:8080,...</w:t>
+              <w:t xml:space="preserve">http://192.168.40.99:8080,http://192.168.40.99:4000,http://dirs.synology.me:8080,...</w:t>
             </w:r>
           </w:p>
         </w:tc>
@@ -17052,7 +17923,7 @@
                 <w:b w:val="false"/>
                 <w:bCs w:val="false"/>
               </w:rPr>
-              <w:t xml:space="preserve">Vite ビルド時のAPI URL</w:t>
+              <w:t xml:space="preserve">Vite ビルド時のAPI URL（空文字推奨。相対URLでLAN/WAN両対応）</w:t>
             </w:r>
           </w:p>
         </w:tc>
@@ -17078,7 +17949,7 @@
                 <w:b w:val="false"/>
                 <w:bCs w:val="false"/>
               </w:rPr>
-              <w:t xml:space="preserve">http://192.168.40.x:4000 or 空</w:t>
+              <w:t xml:space="preserve">空文字（推奨）</w:t>
             </w:r>
           </w:p>
         </w:tc>
@@ -17415,10 +18286,10 @@
         </w:tblBorders>
       </w:tblPr>
       <w:tblGrid>
-        <w:gridCol w:w="1200"/>
-        <w:gridCol w:w="2000"/>
-        <w:gridCol w:w="5238"/>
-        <w:gridCol w:w="1200"/>
+        <w:gridCol w:w="1100"/>
+        <w:gridCol w:w="1600"/>
+        <w:gridCol w:w="5638"/>
+        <w:gridCol w:w="1300"/>
       </w:tblGrid>
       <w:tr>
         <w:trPr>
@@ -17426,7 +18297,7 @@
         </w:trPr>
         <w:tc>
           <w:tcPr>
-            <w:tcW w:type="dxa" w:w="1200"/>
+            <w:tcW w:type="dxa" w:w="1100"/>
             <w:tcBorders>
               <w:top w:val="single" w:color="999999" w:sz="4"/>
               <w:left w:val="single" w:color="999999" w:sz="4"/>
@@ -17453,7 +18324,7 @@
         </w:tc>
         <w:tc>
           <w:tcPr>
-            <w:tcW w:type="dxa" w:w="2000"/>
+            <w:tcW w:type="dxa" w:w="1600"/>
             <w:tcBorders>
               <w:top w:val="single" w:color="999999" w:sz="4"/>
               <w:left w:val="single" w:color="999999" w:sz="4"/>
@@ -17480,7 +18351,7 @@
         </w:tc>
         <w:tc>
           <w:tcPr>
-            <w:tcW w:type="dxa" w:w="5238"/>
+            <w:tcW w:type="dxa" w:w="5638"/>
             <w:tcBorders>
               <w:top w:val="single" w:color="999999" w:sz="4"/>
               <w:left w:val="single" w:color="999999" w:sz="4"/>
@@ -17507,7 +18378,7 @@
         </w:tc>
         <w:tc>
           <w:tcPr>
-            <w:tcW w:type="dxa" w:w="1200"/>
+            <w:tcW w:type="dxa" w:w="1300"/>
             <w:tcBorders>
               <w:top w:val="single" w:color="999999" w:sz="4"/>
               <w:left w:val="single" w:color="999999" w:sz="4"/>
@@ -17536,7 +18407,7 @@
       <w:tr>
         <w:tc>
           <w:tcPr>
-            <w:tcW w:type="dxa" w:w="1200"/>
+            <w:tcW w:type="dxa" w:w="1100"/>
             <w:tcBorders>
               <w:top w:val="single" w:color="999999" w:sz="4"/>
               <w:left w:val="single" w:color="999999" w:sz="4"/>
@@ -17562,7 +18433,7 @@
         </w:tc>
         <w:tc>
           <w:tcPr>
-            <w:tcW w:type="dxa" w:w="2000"/>
+            <w:tcW w:type="dxa" w:w="1600"/>
             <w:tcBorders>
               <w:top w:val="single" w:color="999999" w:sz="4"/>
               <w:left w:val="single" w:color="999999" w:sz="4"/>
@@ -17588,7 +18459,7 @@
         </w:tc>
         <w:tc>
           <w:tcPr>
-            <w:tcW w:type="dxa" w:w="5238"/>
+            <w:tcW w:type="dxa" w:w="5638"/>
             <w:tcBorders>
               <w:top w:val="single" w:color="999999" w:sz="4"/>
               <w:left w:val="single" w:color="999999" w:sz="4"/>
@@ -17614,7 +18485,113 @@
         </w:tc>
         <w:tc>
           <w:tcPr>
-            <w:tcW w:type="dxa" w:w="1200"/>
+            <w:tcW w:type="dxa" w:w="1300"/>
+            <w:tcBorders>
+              <w:top w:val="single" w:color="999999" w:sz="4"/>
+              <w:left w:val="single" w:color="999999" w:sz="4"/>
+              <w:bottom w:val="single" w:color="999999" w:sz="4"/>
+              <w:right w:val="single" w:color="999999" w:sz="4"/>
+            </w:tcBorders>
+            <w:tcMar>
+              <w:top w:type="dxa" w:w="80"/>
+              <w:left w:type="dxa" w:w="120"/>
+              <w:bottom w:type="dxa" w:w="80"/>
+              <w:right w:type="dxa" w:w="120"/>
+            </w:tcMar>
+          </w:tcPr>
+          <w:p>
+            <w:r>
+              <w:rPr>
+                <w:b w:val="false"/>
+                <w:bCs w:val="false"/>
+              </w:rPr>
+              <w:t xml:space="preserve">開発チーム</w:t>
+            </w:r>
+          </w:p>
+        </w:tc>
+      </w:tr>
+      <w:tr>
+        <w:tc>
+          <w:tcPr>
+            <w:tcW w:type="dxa" w:w="1100"/>
+            <w:tcBorders>
+              <w:top w:val="single" w:color="999999" w:sz="4"/>
+              <w:left w:val="single" w:color="999999" w:sz="4"/>
+              <w:bottom w:val="single" w:color="999999" w:sz="4"/>
+              <w:right w:val="single" w:color="999999" w:sz="4"/>
+            </w:tcBorders>
+            <w:tcMar>
+              <w:top w:type="dxa" w:w="80"/>
+              <w:left w:type="dxa" w:w="120"/>
+              <w:bottom w:type="dxa" w:w="80"/>
+              <w:right w:type="dxa" w:w="120"/>
+            </w:tcMar>
+          </w:tcPr>
+          <w:p>
+            <w:r>
+              <w:rPr>
+                <w:b w:val="false"/>
+                <w:bCs w:val="false"/>
+              </w:rPr>
+              <w:t xml:space="preserve">1.1</w:t>
+            </w:r>
+          </w:p>
+        </w:tc>
+        <w:tc>
+          <w:tcPr>
+            <w:tcW w:type="dxa" w:w="1600"/>
+            <w:tcBorders>
+              <w:top w:val="single" w:color="999999" w:sz="4"/>
+              <w:left w:val="single" w:color="999999" w:sz="4"/>
+              <w:bottom w:val="single" w:color="999999" w:sz="4"/>
+              <w:right w:val="single" w:color="999999" w:sz="4"/>
+            </w:tcBorders>
+            <w:tcMar>
+              <w:top w:type="dxa" w:w="80"/>
+              <w:left w:type="dxa" w:w="120"/>
+              <w:bottom w:type="dxa" w:w="80"/>
+              <w:right w:type="dxa" w:w="120"/>
+            </w:tcMar>
+          </w:tcPr>
+          <w:p>
+            <w:r>
+              <w:rPr>
+                <w:b w:val="false"/>
+                <w:bCs w:val="false"/>
+              </w:rPr>
+              <w:t xml:space="preserve">2026-05-14</w:t>
+            </w:r>
+          </w:p>
+        </w:tc>
+        <w:tc>
+          <w:tcPr>
+            <w:tcW w:type="dxa" w:w="5638"/>
+            <w:tcBorders>
+              <w:top w:val="single" w:color="999999" w:sz="4"/>
+              <w:left w:val="single" w:color="999999" w:sz="4"/>
+              <w:bottom w:val="single" w:color="999999" w:sz="4"/>
+              <w:right w:val="single" w:color="999999" w:sz="4"/>
+            </w:tcBorders>
+            <w:tcMar>
+              <w:top w:type="dxa" w:w="80"/>
+              <w:left w:type="dxa" w:w="120"/>
+              <w:bottom w:type="dxa" w:w="80"/>
+              <w:right w:type="dxa" w:w="120"/>
+            </w:tcMar>
+          </w:tcPr>
+          <w:p>
+            <w:r>
+              <w:rPr>
+                <w:b w:val="false"/>
+                <w:bCs w:val="false"/>
+              </w:rPr>
+              <w:t xml:space="preserve">新着順仕様の確定（GROUP BY bok_vch6,bok_vch7 / ORDER BY MAX(bok_mid) DESC / WHERE bok_vch9='comic'）。toggleFavorite を日本語キーマッチに更新。Swagger UI (/docs) と OpenAPI(/openapi.yaml,.json) を追加。nginx ルートに /docs /openapi.* を追加。VITE_API_URL を空文字(相対URL) に統一し LAN/外部DDNS両対応。</w:t>
+            </w:r>
+          </w:p>
+        </w:tc>
+        <w:tc>
+          <w:tcPr>
+            <w:tcW w:type="dxa" w:w="1300"/>
             <w:tcBorders>
               <w:top w:val="single" w:color="999999" w:sz="4"/>
               <w:left w:val="single" w:color="999999" w:sz="4"/>
